--- a/hin/docx/61.content.docx
+++ b/hin/docx/61.content.docx
@@ -136,13 +136,6 @@
         <w:rPr>
           <w:lang w:val="hi_IN" w:bidi="hi_IN"/>
         </w:rPr>
-      </w:r>
-      <w:r>
-        <w:rPr>
-          <w:i/>
-          <w:lang w:val="hi_IN" w:bidi="hi_IN"/>
-        </w:rPr>
-        <w:t>2 पतरस 1:1, 2 पतरस 1:1 (#2), 2 पतरस 1:3, 2 पतरस 1:3–4, 2 पतरस 1:5–7, 2 पतरस 1:9, 2 पतरस 1:10–11, 2 पतरस 1:12–14, 2 पतरस 1:16–17, 2 पतरस 1:19–21, 2 पतरस 2:1, 2 पतरस 2:1 (#2), 2 पतरस 2:1–3, 2 पतरस 2:4–6, 2 पतरस 2:5, 2 पतरस 2:9, 2 पतरस 2:10–11, 2 पतरस 2:14, 2 पतरस 2:15–16, 2 पतरस 2:19, 2 पतरस 2:20–21, 2 पतरस 3:1–2, 2 पतरस 3:3–4, 2 पतरस 3:5–7, 2 पतरस 3:9, 2 पतरस 3:10, 2 पतरस 3:11–13, 2 पतरस 3:15–16, 2 पतरस 3:17–18</w:t>
       </w:r>
       <w:r>
         <w:rPr>

--- a/hin/docx/61.content.docx
+++ b/hin/docx/61.content.docx
@@ -123,19 +123,6 @@
           <w:lang w:val="hi_IN" w:bidi="hi_IN"/>
         </w:rPr>
         <w:t>2PE</w:t>
-      </w:r>
-      <w:r>
-        <w:rPr>
-          <w:lang w:val="hi_IN" w:bidi="hi_IN"/>
-        </w:rPr>
-      </w:r>
-    </w:p>
-    <w:p>
-      <w:pPr/>
-      <w:r>
-        <w:rPr>
-          <w:lang w:val="hi_IN" w:bidi="hi_IN"/>
-        </w:rPr>
       </w:r>
       <w:r>
         <w:rPr>

--- a/hin/docx/61.content.docx
+++ b/hin/docx/61.content.docx
@@ -19,7 +19,7 @@
         <w:rPr>
           <w:lang w:val="hi_IN" w:bidi="hi_IN"/>
         </w:rPr>
-        <w:t>Resource: अनुवाद प्रश्न (unfoldingWord)</w:t>
+        <w:t>Resource: unfoldingWord® Translation Questions</w:t>
       </w:r>
       <w:r>
         <w:rPr>
@@ -85,7 +85,7 @@
         <w:rPr>
           <w:lang w:val="hi_IN" w:bidi="hi_IN"/>
         </w:rPr>
-        <w:t>अनुवाद प्रश्न (unfoldingWord)</w:t>
+        <w:t>unfoldingWord® Translation Questions</w:t>
       </w:r>
     </w:p>
     <w:p>
